--- a/Quanta, Actually - SERIES/QED Course/chapters/Lesson 53 Momentum Conservation.docx
+++ b/Quanta, Actually - SERIES/QED Course/chapters/Lesson 53 Momentum Conservation.docx
@@ -17,7 +17,7 @@
         <w:jc w:val="center"/>
       </w:pPr>
       <w:r>
-        <w:t>Lesson 53 of the Complete Quantum Electrodynamics Course</w:t>
+        <w:t>Lesson 53 of Quantum, Actually, Volume 2: A QED Course</w:t>
       </w:r>
     </w:p>
     <w:p>
@@ -393,6 +393,67 @@
         </w:tc>
       </w:tr>
     </w:tbl>
+    <w:tbl>
+      <w:tblPr>
+        <w:tblW w:type="auto" w:w="0"/>
+        <w:jc w:val="center"/>
+        <w:tblLayout w:type="fixed"/>
+        <w:tblLook w:firstColumn="1" w:firstRow="1" w:lastColumn="0" w:lastRow="0" w:noHBand="0" w:noVBand="1" w:val="04A0"/>
+        <w:tblBorders>
+          <w:top w:val="single" w:sz="8" w:color="7FA7CF"/>
+          <w:left w:val="single" w:sz="8" w:color="7FA7CF"/>
+          <w:bottom w:val="single" w:sz="8" w:color="7FA7CF"/>
+          <w:right w:val="single" w:sz="8" w:color="7FA7CF"/>
+        </w:tblBorders>
+      </w:tblPr>
+      <w:tblGrid>
+        <w:gridCol w:w="9392"/>
+      </w:tblGrid>
+      <w:tr>
+        <w:tc>
+          <w:tcPr>
+            <w:tcW w:type="dxa" w:w="9392"/>
+            <w:shd w:fill="F3F7FB"/>
+            <w:tcMar>
+              <w:top w:w="140" w:type="dxa"/>
+              <w:start w:w="140" w:type="dxa"/>
+              <w:bottom w:w="140" w:type="dxa"/>
+              <w:end w:w="140" w:type="dxa"/>
+            </w:tcMar>
+          </w:tcPr>
+          <w:p>
+            <w:r>
+              <w:rPr>
+                <w:b/>
+                <w:color w:val="1F4E78"/>
+              </w:rPr>
+              <w:t>First pass: the result before the derivation</w:t>
+            </w:r>
+          </w:p>
+          <w:p>
+            <w:pPr>
+              <w:spacing w:after="60"/>
+            </w:pPr>
+            <w:r>
+              <w:t>For 2 → 2 processes, s = (p₁ + p₂)², t = (p₁ − p₃)², u = (p₁ − p₄)², and s + t + u is the sum of the four squared masses; in the CM frame t and u are fixed by the energy and angle.</w:t>
+            </w:r>
+          </w:p>
+          <w:p>
+            <w:pPr>
+              <w:spacing w:after="60"/>
+            </w:pPr>
+            <w:r>
+              <w:t>Every result in Part VIII is written in s, t, u, which makes crossing between processes easy.</w:t>
+            </w:r>
+          </w:p>
+        </w:tc>
+      </w:tr>
+    </w:tbl>
+    <w:p>
+      <w:pPr>
+        <w:spacing w:after="80"/>
+      </w:pPr>
+    </w:p>
     <w:p>
       <w:pPr>
         <w:pStyle w:val="Heading2"/>
@@ -412,6 +473,60 @@
     <w:p>
       <w:r>
         <w:t>For a 2→2 process p₁+p₂→p₃+p₄,</w:t>
+      </w:r>
+    </w:p>
+    <w:p>
+      <w:pPr>
+        <w:keepNext/>
+        <w:spacing w:before="160" w:after="40"/>
+        <w:jc w:val="center"/>
+      </w:pPr>
+      <w:r>
+        <w:drawing>
+          <wp:inline xmlns:a="http://schemas.openxmlformats.org/drawingml/2006/main" xmlns:pic="http://schemas.openxmlformats.org/drawingml/2006/picture">
+            <wp:extent cx="5120640" cy="1456450"/>
+            <wp:docPr id="1" name="Picture 1"/>
+            <wp:cNvGraphicFramePr>
+              <a:graphicFrameLocks noChangeAspect="1"/>
+            </wp:cNvGraphicFramePr>
+            <a:graphic>
+              <a:graphicData uri="http://schemas.openxmlformats.org/drawingml/2006/picture">
+                <pic:pic>
+                  <pic:nvPicPr>
+                    <pic:cNvPr id="0" name="L51_kinematics.png"/>
+                    <pic:cNvPicPr/>
+                  </pic:nvPicPr>
+                  <pic:blipFill>
+                    <a:blip r:embed="rId11"/>
+                    <a:stretch>
+                      <a:fillRect/>
+                    </a:stretch>
+                  </pic:blipFill>
+                  <pic:spPr>
+                    <a:xfrm>
+                      <a:off x="0" y="0"/>
+                      <a:ext cx="5120640" cy="1456450"/>
+                    </a:xfrm>
+                    <a:prstGeom prst="rect"/>
+                  </pic:spPr>
+                </pic:pic>
+              </a:graphicData>
+            </a:graphic>
+          </wp:inline>
+        </w:drawing>
+      </w:r>
+    </w:p>
+    <w:p>
+      <w:pPr>
+        <w:spacing w:after="200"/>
+        <w:jc w:val="center"/>
+      </w:pPr>
+      <w:r>
+        <w:rPr>
+          <w:i/>
+          <w:sz w:val="19"/>
+        </w:rPr>
+        <w:t>Figure 53.1. Two-to-two kinematics and the Mandelstam variables s = (p₁ + p₂)², t = (p₁ − p₃)², u = (p₁ − p₄)².</w:t>
       </w:r>
     </w:p>
     <w:p>
@@ -1116,7 +1231,25 @@
     </w:p>
     <w:p>
       <w:r>
-        <w:t>For elastic scattering (m₁=m₃=m_a, m₂=m₄=m_b, the same two particles before and after, as in electron-muon scattering), choose the collision axis along z:</w:t>
+        <w:t>For elastic scattering (m₁=m₃=m</w:t>
+      </w:r>
+      <w:r>
+        <w:rPr>
+          <w:vertAlign w:val="subscript"/>
+        </w:rPr>
+        <w:t>a</w:t>
+      </w:r>
+      <w:r>
+        <w:t>, m₂=m₄=m</w:t>
+      </w:r>
+      <w:r>
+        <w:rPr>
+          <w:vertAlign w:val="subscript"/>
+        </w:rPr>
+        <w:t>b</w:t>
+      </w:r>
+      <w:r>
+        <w:t>, the same two particles before and after, as in electron-muon scattering), choose the collision axis along z:</w:t>
       </w:r>
     </w:p>
     <w:p>
@@ -1394,7 +1527,25 @@
     </w:p>
     <w:p>
       <w:r>
-        <w:t>with E₁=√(p²+m_a²), E₂=√(p²+m_b²), using that the final-state three-momenta have the same magnitude p as the initial ones (Section 4.2) and lie at angle θ relative to the collision axis.</w:t>
+        <w:t>with E₁=√(p²+m</w:t>
+      </w:r>
+      <w:r>
+        <w:rPr>
+          <w:vertAlign w:val="subscript"/>
+        </w:rPr>
+        <w:t>a</w:t>
+      </w:r>
+      <w:r>
+        <w:t>²), E₂=√(p²+m</w:t>
+      </w:r>
+      <w:r>
+        <w:rPr>
+          <w:vertAlign w:val="subscript"/>
+        </w:rPr>
+        <w:t>b</w:t>
+      </w:r>
+      <w:r>
+        <w:t>²), using that the final-state three-momenta have the same magnitude p as the initial ones (Section 4.2) and lie at angle θ relative to the collision axis.</w:t>
       </w:r>
     </w:p>
     <w:p>
@@ -1407,7 +1558,61 @@
     </w:p>
     <w:p>
       <w:r>
-        <w:t>Energy conservation requires E₁+E₂=E₃+E₄; momentum conservation requires |p₃|=|p₄| (equal and opposite, as the initial state), call this common magnitude p′. Since E₃=√(p′²+m_a²) and E₄=√(p′²+m_b²) (using m₃=m_a, m₄=m_b for elastic scattering), the equation √(p′²+m_a²)+√(p′²+m_b²)=√s is the identical equation already solved by p in the initial state, so p′=p (Exercise 9 makes this explicit).</w:t>
+        <w:t>Energy conservation requires E₁+E₂=E₃+E₄; momentum conservation requires |p₃|=|p₄| (equal and opposite, as the initial state), call this common magnitude p′. Since E₃=√(p′²+m</w:t>
+      </w:r>
+      <w:r>
+        <w:rPr>
+          <w:vertAlign w:val="subscript"/>
+        </w:rPr>
+        <w:t>a</w:t>
+      </w:r>
+      <w:r>
+        <w:t>²) and E₄=√(p′²+m</w:t>
+      </w:r>
+      <w:r>
+        <w:rPr>
+          <w:vertAlign w:val="subscript"/>
+        </w:rPr>
+        <w:t>b</w:t>
+      </w:r>
+      <w:r>
+        <w:t>²) (using m₃=m</w:t>
+      </w:r>
+      <w:r>
+        <w:rPr>
+          <w:vertAlign w:val="subscript"/>
+        </w:rPr>
+        <w:t>a</w:t>
+      </w:r>
+      <w:r>
+        <w:t>, m₄=m</w:t>
+      </w:r>
+      <w:r>
+        <w:rPr>
+          <w:vertAlign w:val="subscript"/>
+        </w:rPr>
+        <w:t>b</w:t>
+      </w:r>
+      <w:r>
+        <w:t xml:space="preserve"> for elastic scattering), the equation √(p′²+m</w:t>
+      </w:r>
+      <w:r>
+        <w:rPr>
+          <w:vertAlign w:val="subscript"/>
+        </w:rPr>
+        <w:t>a</w:t>
+      </w:r>
+      <w:r>
+        <w:t>²)+√(p′²+m</w:t>
+      </w:r>
+      <w:r>
+        <w:rPr>
+          <w:vertAlign w:val="subscript"/>
+        </w:rPr>
+        <w:t>b</w:t>
+      </w:r>
+      <w:r>
+        <w:t>²)=√s is the identical equation already solved by p in the initial state, so p′=p (Exercise 9 makes this explicit).</w:t>
       </w:r>
     </w:p>
     <w:p>
@@ -1659,7 +1864,79 @@
     </w:p>
     <w:p>
       <w:r>
-        <w:t>Verify the sum rule s+t+u=2m_a²+2m_b² directly from the explicit kinematics of Section 4.1, as a check on both this lesson's general derivation and the specific component calculation. Computing s=2p²+m_a²+m_b²+2E₁E₂ and u=(E₁−E₂)²−2p²(1+cosθ) by the same method as Section 4.3's computation of t, and adding all three, the p²cosθ terms cancel between t and u, and the remaining terms simplify using E₁²=p²+m_a², E₂²=p²+m_b² to give exactly 2m_a²+2m_b², matching the general sum rule of Section 2.1 and confirming the explicit frame calculation is consistent with it.</w:t>
+        <w:t>Verify the sum rule s+t+u=2m</w:t>
+      </w:r>
+      <w:r>
+        <w:rPr>
+          <w:vertAlign w:val="subscript"/>
+        </w:rPr>
+        <w:t>a</w:t>
+      </w:r>
+      <w:r>
+        <w:t>²+2m</w:t>
+      </w:r>
+      <w:r>
+        <w:rPr>
+          <w:vertAlign w:val="subscript"/>
+        </w:rPr>
+        <w:t>b</w:t>
+      </w:r>
+      <w:r>
+        <w:t>² directly from the explicit kinematics of Section 4.1, as a check on both this lesson's general derivation and the specific component calculation. Computing s=2p²+m</w:t>
+      </w:r>
+      <w:r>
+        <w:rPr>
+          <w:vertAlign w:val="subscript"/>
+        </w:rPr>
+        <w:t>a</w:t>
+      </w:r>
+      <w:r>
+        <w:t>²+m</w:t>
+      </w:r>
+      <w:r>
+        <w:rPr>
+          <w:vertAlign w:val="subscript"/>
+        </w:rPr>
+        <w:t>b</w:t>
+      </w:r>
+      <w:r>
+        <w:t>²+2E₁E₂ and u=(E₁−E₂)²−2p²(1+cosθ) by the same method as Section 4.3's computation of t, and adding all three, the p²cosθ terms cancel between t and u, and the remaining terms simplify using E₁²=p²+m</w:t>
+      </w:r>
+      <w:r>
+        <w:rPr>
+          <w:vertAlign w:val="subscript"/>
+        </w:rPr>
+        <w:t>a</w:t>
+      </w:r>
+      <w:r>
+        <w:t>², E₂²=p²+m</w:t>
+      </w:r>
+      <w:r>
+        <w:rPr>
+          <w:vertAlign w:val="subscript"/>
+        </w:rPr>
+        <w:t>b</w:t>
+      </w:r>
+      <w:r>
+        <w:t>² to give exactly 2m</w:t>
+      </w:r>
+      <w:r>
+        <w:rPr>
+          <w:vertAlign w:val="subscript"/>
+        </w:rPr>
+        <w:t>a</w:t>
+      </w:r>
+      <w:r>
+        <w:t>²+2m</w:t>
+      </w:r>
+      <w:r>
+        <w:rPr>
+          <w:vertAlign w:val="subscript"/>
+        </w:rPr>
+        <w:t>b</w:t>
+      </w:r>
+      <w:r>
+        <w:t>², matching the general sum rule of Section 2.1 and confirming the explicit frame calculation is consistent with it.</w:t>
       </w:r>
     </w:p>
     <w:p>
@@ -1988,7 +2265,16 @@
     </w:p>
     <w:p>
       <w:r>
-        <w:t>Lesson 52, Solution 9, found Σ_(spins)|amplitude piece|²∝16m²−8p′·p for a single fermion line's contracted trace (using p for the incoming, p′ for the outgoing momentum of the same particle, an elastic single-line case with m₁=m₃=m). Using Section 5.2's p₁·p₃=(m₁²+m₃²−t)/2=(2m²−t)/2=m²−t/2 for this elastic case,</w:t>
+        <w:t>Lesson 52, Solution 9, found Σ</w:t>
+      </w:r>
+      <w:r>
+        <w:rPr>
+          <w:vertAlign w:val="subscript"/>
+        </w:rPr>
+        <w:t>spins</w:t>
+      </w:r>
+      <w:r>
+        <w:t>|amplitude piece|²∝16m²−8p′·p for a single fermion line's contracted trace (using p for the incoming, p′ for the outgoing momentum of the same particle, an elastic single-line case with m₁=m₃=m). Using Section 5.2's p₁·p₃=(m₁²+m₃²−t)/2=(2m²−t)/2=m²−t/2 for this elastic case,</w:t>
       </w:r>
     </w:p>
     <w:p>
@@ -2168,6 +2454,60 @@
       </w:r>
     </w:p>
     <w:p>
+      <w:pPr>
+        <w:keepNext/>
+        <w:spacing w:before="160" w:after="40"/>
+        <w:jc w:val="center"/>
+      </w:pPr>
+      <w:r>
+        <w:drawing>
+          <wp:inline xmlns:a="http://schemas.openxmlformats.org/drawingml/2006/main" xmlns:pic="http://schemas.openxmlformats.org/drawingml/2006/picture">
+            <wp:extent cx="5120640" cy="1812396"/>
+            <wp:docPr id="2" name="Picture 2"/>
+            <wp:cNvGraphicFramePr>
+              <a:graphicFrameLocks noChangeAspect="1"/>
+            </wp:cNvGraphicFramePr>
+            <a:graphic>
+              <a:graphicData uri="http://schemas.openxmlformats.org/drawingml/2006/picture">
+                <pic:pic>
+                  <pic:nvPicPr>
+                    <pic:cNvPr id="0" name="L53_momentum.png"/>
+                    <pic:cNvPicPr/>
+                  </pic:nvPicPr>
+                  <pic:blipFill>
+                    <a:blip r:embed="rId12"/>
+                    <a:stretch>
+                      <a:fillRect/>
+                    </a:stretch>
+                  </pic:blipFill>
+                  <pic:spPr>
+                    <a:xfrm>
+                      <a:off x="0" y="0"/>
+                      <a:ext cx="5120640" cy="1812396"/>
+                    </a:xfrm>
+                    <a:prstGeom prst="rect"/>
+                  </pic:spPr>
+                </pic:pic>
+              </a:graphicData>
+            </a:graphic>
+          </wp:inline>
+        </w:drawing>
+      </w:r>
+    </w:p>
+    <w:p>
+      <w:pPr>
+        <w:spacing w:after="200"/>
+        <w:jc w:val="center"/>
+      </w:pPr>
+      <w:r>
+        <w:rPr>
+          <w:i/>
+          <w:sz w:val="19"/>
+        </w:rPr>
+        <w:t>Figure 53.2. Momentum conservation at each vertex fixes every internal momentum of a tree diagram; the channel of the exchanged line names its s, t or u dependence.</w:t>
+      </w:r>
+    </w:p>
+    <w:p>
       <w:r>
         <w:rPr>
           <w:b/>
@@ -2299,7 +2639,16 @@
           </w:tcPr>
           <w:p>
             <w:r>
-              <w:t>s+t+u=Σm_i²</w:t>
+              <w:t>s+t+u=Σm</w:t>
+            </w:r>
+            <w:r>
+              <w:rPr>
+                <w:vertAlign w:val="subscript"/>
+              </w:rPr>
+              <w:t>i</w:t>
+            </w:r>
+            <w:r>
+              <w:t>²</w:t>
             </w:r>
           </w:p>
         </w:tc>
@@ -2628,7 +2977,13 @@
           </w:tcPr>
           <w:p>
             <w:r>
-              <w:t>Verify (p₁+p₂)²=(p₃+p₄)², (p₁−p₃)²=(p₂−p₄)², and (p₁−p₄)²=(p₂−p₃)² directly from momentum conservation p₁+p₂=p₃+p₄.</w:t>
+              <w:rPr>
+                <w:b/>
+              </w:rPr>
+              <w:t>Core.</w:t>
+            </w:r>
+            <w:r>
+              <w:t xml:space="preserve"> Verify (p₁+p₂)²=(p₃+p₄)², (p₁−p₃)²=(p₂−p₄)², and (p₁−p₄)²=(p₂−p₃)² directly from momentum conservation p₁+p₂=p₃+p₄.</w:t>
             </w:r>
           </w:p>
         </w:tc>
@@ -2666,7 +3021,13 @@
           </w:tcPr>
           <w:p>
             <w:r>
-              <w:t>Explain why s, t, and u are each Lorentz scalars, citing the general principle from Lesson 43 or Lesson 52 used to justify this.</w:t>
+              <w:rPr>
+                <w:b/>
+              </w:rPr>
+              <w:t>Extension.</w:t>
+            </w:r>
+            <w:r>
+              <w:t xml:space="preserve"> Explain why s, t, and u are each Lorentz scalars, citing the general principle from Lesson 43 or Lesson 52 used to justify this.</w:t>
             </w:r>
           </w:p>
         </w:tc>
@@ -2702,7 +3063,13 @@
           </w:tcPr>
           <w:p>
             <w:r>
-              <w:t>Expand (p₁+p₂)² fully in terms of p₁², p₂², and p₁·p₂, and identify which piece is m₁²+m₂².</w:t>
+              <w:rPr>
+                <w:b/>
+              </w:rPr>
+              <w:t>Core.</w:t>
+            </w:r>
+            <w:r>
+              <w:t xml:space="preserve"> Expand (p₁+p₂)² fully in terms of p₁², p₂², and p₁·p₂, and identify which piece is m₁²+m₂².</w:t>
             </w:r>
           </w:p>
         </w:tc>
@@ -2740,7 +3107,13 @@
           </w:tcPr>
           <w:p>
             <w:r>
-              <w:t>Expand (p₁−p₃)² and (p₁−p₄)² the same way, identifying the mass and dot-product pieces of each.</w:t>
+              <w:rPr>
+                <w:b/>
+              </w:rPr>
+              <w:t>Core.</w:t>
+            </w:r>
+            <w:r>
+              <w:t xml:space="preserve"> Expand (p₁−p₃)² and (p₁−p₄)² the same way, identifying the mass and dot-product pieces of each.</w:t>
             </w:r>
           </w:p>
         </w:tc>
@@ -2776,7 +3149,13 @@
           </w:tcPr>
           <w:p>
             <w:r>
-              <w:t>Add the three expansions of Exercises 3–4, use momentum conservation to simplify the cross terms, and derive s+t+u=m₁²+m₂²+m₃²+m₄² in full.</w:t>
+              <w:rPr>
+                <w:b/>
+              </w:rPr>
+              <w:t>Core.</w:t>
+            </w:r>
+            <w:r>
+              <w:t xml:space="preserve"> Add the three expansions of Exercises 3–4, use momentum conservation to simplify the cross terms, and derive s+t+u=m₁²+m₂²+m₃²+m₄² in full.</w:t>
             </w:r>
           </w:p>
         </w:tc>
@@ -2814,7 +3193,13 @@
           </w:tcPr>
           <w:p>
             <w:r>
-              <w:t>For elastic scattering (m₁=m₃, m₂=m₄), simplify the sum rule and confirm it matches Worked example 3's result.</w:t>
+              <w:rPr>
+                <w:b/>
+              </w:rPr>
+              <w:t>Core.</w:t>
+            </w:r>
+            <w:r>
+              <w:t xml:space="preserve"> For elastic scattering (m₁=m₃, m₂=m₄), simplify the sum rule and confirm it matches Worked example 3's result.</w:t>
             </w:r>
           </w:p>
         </w:tc>
@@ -2850,7 +3235,13 @@
           </w:tcPr>
           <w:p>
             <w:r>
-              <w:t>State why specifying s and t (with u determined by the sum rule) is enough to fully describe a 2→2 process's kinematics, given fixed particle masses.</w:t>
+              <w:rPr>
+                <w:b/>
+              </w:rPr>
+              <w:t>Extension.</w:t>
+            </w:r>
+            <w:r>
+              <w:t xml:space="preserve"> State why specifying s and t (with u determined by the sum rule) is enough to fully describe a 2→2 process's kinematics, given fixed particle masses.</w:t>
             </w:r>
           </w:p>
         </w:tc>
@@ -2888,7 +3279,13 @@
           </w:tcPr>
           <w:p>
             <w:r>
-              <w:t>Write out p₁, p₂, p₃, p₄ explicitly in the center-of-momentum frame, as in Section 4.1, and verify p₁+p₂=p₃+p₄ component by component (using E₁=E₃, E₂=E₄ and the momentum magnitudes stated).</w:t>
+              <w:rPr>
+                <w:b/>
+              </w:rPr>
+              <w:t>Core.</w:t>
+            </w:r>
+            <w:r>
+              <w:t xml:space="preserve"> Write out p₁, p₂, p₃, p₄ explicitly in the center-of-momentum frame, as in Section 4.1, and verify p₁+p₂=p₃+p₄ component by component (using E₁=E₃, E₂=E₄ and the momentum magnitudes stated).</w:t>
             </w:r>
           </w:p>
         </w:tc>
@@ -2924,7 +3321,13 @@
           </w:tcPr>
           <w:p>
             <w:r>
-              <w:t>Explain, using Section 4.2's argument, why the same equation determining the initial momentum magnitude p also determines the final momentum magnitude, forcing them to be equal for elastic scattering.</w:t>
+              <w:rPr>
+                <w:b/>
+              </w:rPr>
+              <w:t>Extension.</w:t>
+            </w:r>
+            <w:r>
+              <w:t xml:space="preserve"> Explain, using Section 4.2's argument, why the same equation determining the initial momentum magnitude p also determines the final momentum magnitude, forcing them to be equal for elastic scattering.</w:t>
             </w:r>
           </w:p>
         </w:tc>
@@ -2962,7 +3365,13 @@
           </w:tcPr>
           <w:p>
             <w:r>
-              <w:t>Carry out the algebra of Section 4.3 in full, expanding [(psinθ)²+(p−pcosθ)²] and simplifying to −2p²(1−cosθ).</w:t>
+              <w:rPr>
+                <w:b/>
+              </w:rPr>
+              <w:t>Extension.</w:t>
+            </w:r>
+            <w:r>
+              <w:t xml:space="preserve"> Carry out the algebra of Section 4.3 in full, expanding [(psinθ)²+(p−pcosθ)²] and simplifying to −2p²(1−cosθ).</w:t>
             </w:r>
           </w:p>
         </w:tc>
@@ -2998,7 +3407,13 @@
           </w:tcPr>
           <w:p>
             <w:r>
-              <w:t>Evaluate t at θ=0 and θ=π, and explain the physical meaning of each limit (forward and backward scattering).</w:t>
+              <w:rPr>
+                <w:b/>
+              </w:rPr>
+              <w:t>Core.</w:t>
+            </w:r>
+            <w:r>
+              <w:t xml:space="preserve"> Evaluate t at θ=0 and θ=π, and explain the physical meaning of each limit (forward and backward scattering).</w:t>
             </w:r>
           </w:p>
         </w:tc>
@@ -3036,7 +3451,13 @@
           </w:tcPr>
           <w:p>
             <w:r>
-              <w:t>Derive the remaining five relations of Section 5.2's table (beyond p₁·p₂, already derived in Section 5.1), following the identical method for each.</w:t>
+              <w:rPr>
+                <w:b/>
+              </w:rPr>
+              <w:t>Extension.</w:t>
+            </w:r>
+            <w:r>
+              <w:t xml:space="preserve"> Derive the remaining five relations of Section 5.2's table (beyond p₁·p₂, already derived in Section 5.1), following the identical method for each.</w:t>
             </w:r>
           </w:p>
         </w:tc>
@@ -3072,7 +3493,13 @@
           </w:tcPr>
           <w:p>
             <w:r>
-              <w:t>Using Section 5.2's table, express p₃·p₄ in terms of s and the relevant masses, and explain why this should give the same functional form as p₁·p₂ (referring to Section 1.1's s=(p₃+p₄)²).</w:t>
+              <w:rPr>
+                <w:b/>
+              </w:rPr>
+              <w:t>Extension.</w:t>
+            </w:r>
+            <w:r>
+              <w:t xml:space="preserve"> Using Section 5.2's table, express p₃·p₄ in terms of s and the relevant masses, and explain why this should give the same functional form as p₁·p₂ (referring to Section 1.1's s=(p₃+p₄)²).</w:t>
             </w:r>
           </w:p>
         </w:tc>
@@ -3110,7 +3537,13 @@
           </w:tcPr>
           <w:p>
             <w:r>
-              <w:t>Redo Section 5.3's conversion for a general (not necessarily elastic) process, expressing 16m₁m₃−8p₁·p₃ in terms of t, m₁, and m₃.</w:t>
+              <w:rPr>
+                <w:b/>
+              </w:rPr>
+              <w:t>Core.</w:t>
+            </w:r>
+            <w:r>
+              <w:t xml:space="preserve"> Redo Section 5.3's conversion for a general (not necessarily elastic) process, expressing 16m₁m₃−8p₁·p₃ in terms of t, m₁, and m₃.</w:t>
             </w:r>
           </w:p>
         </w:tc>
@@ -3146,7 +3579,13 @@
           </w:tcPr>
           <w:p>
             <w:r>
-              <w:t>Explain, referring to Worked example 4, why a cross-section formula expressed in terms of t (rather than the individual four-vectors p and p′) can be directly compared to an experimental angular distribution.</w:t>
+              <w:rPr>
+                <w:b/>
+              </w:rPr>
+              <w:t>Extension.</w:t>
+            </w:r>
+            <w:r>
+              <w:t xml:space="preserve"> Explain, referring to Worked example 4, why a cross-section formula expressed in terms of t (rather than the individual four-vectors p and p′) can be directly compared to an experimental angular distribution.</w:t>
             </w:r>
           </w:p>
         </w:tc>
@@ -3184,7 +3623,22 @@
           </w:tcPr>
           <w:p>
             <w:r>
-              <w:t>Challenge: for a 2→2 process at very high energy, where all masses can be neglected (m_i≈0) compared to √s, simplify the sum rule and the center-of-momentum expression for t, and state, in this limit, what value of t corresponds to θ=π/2 (right-angle scattering).</w:t>
+              <w:rPr>
+                <w:b/>
+              </w:rPr>
+              <w:t>Challenge.</w:t>
+            </w:r>
+            <w:r>
+              <w:t xml:space="preserve"> For a 2→2 process at very high energy, where all masses can be neglected (m</w:t>
+            </w:r>
+            <w:r>
+              <w:rPr>
+                <w:vertAlign w:val="subscript"/>
+              </w:rPr>
+              <w:t>i</w:t>
+            </w:r>
+            <w:r>
+              <w:t>≈0) compared to √s, simplify the sum rule and the center-of-momentum expression for t, and state, in this limit, what value of t corresponds to θ=π/2 (right-angle scattering).</w:t>
             </w:r>
           </w:p>
         </w:tc>
@@ -3196,6 +3650,14 @@
       </w:pPr>
       <w:r>
         <w:t>Solutions</w:t>
+      </w:r>
+    </w:p>
+    <w:p>
+      <w:r>
+        <w:rPr>
+          <w:i/>
+        </w:rPr>
+        <w:t>Attempt each exercise before reading its solution. If you are stuck, read only the first sentence of the solution, then try again.</w:t>
       </w:r>
     </w:p>
     <w:p>
@@ -3223,7 +3685,25 @@
         <w:t xml:space="preserve"> </w:t>
       </w:r>
       <w:r>
-        <w:t>Each of s, t, u is formed by squaring a four-vector built from a sum or difference of external momenta, i.e. fully contracting all free indices (P_μP^μ for some four-vector P); Lesson 43, Exercise 14, and Lesson 52's master-formula derivation both used the same principle, that an object with no uncontracted Lorentz indices transforms trivially under a Lorentz transformation and is therefore a scalar, unchanged in every frame.</w:t>
+        <w:t>Each of s, t, u is formed by squaring a four-vector built from a sum or difference of external momenta, i.e. fully contracting all free indices (P</w:t>
+      </w:r>
+      <w:r>
+        <w:rPr>
+          <w:vertAlign w:val="subscript"/>
+        </w:rPr>
+        <w:t>μ</w:t>
+      </w:r>
+      <w:r>
+        <w:t>P</w:t>
+      </w:r>
+      <w:r>
+        <w:rPr>
+          <w:vertAlign w:val="superscript"/>
+        </w:rPr>
+        <w:t>μ</w:t>
+      </w:r>
+      <w:r>
+        <w:t xml:space="preserve"> for some four-vector P); Lesson 43, Exercise 14, and Lesson 52's master-formula derivation both used the same principle, that an object with no uncontracted Lorentz indices transforms trivially under a Lorentz transformation and is therefore a scalar, unchanged in every frame.</w:t>
       </w:r>
     </w:p>
     <w:p>
@@ -3279,7 +3759,79 @@
         <w:t xml:space="preserve"> </w:t>
       </w:r>
       <w:r>
-        <w:t>With m₁=m₃=m_a, m₂=m₄=m_b, the sum rule becomes s+t+u=m_a²+m_b²+m_a²+m_b²=2m_a²+2m_b², exactly the value confirmed by direct component computation in Worked example 3.</w:t>
+        <w:t>With m₁=m₃=m</w:t>
+      </w:r>
+      <w:r>
+        <w:rPr>
+          <w:vertAlign w:val="subscript"/>
+        </w:rPr>
+        <w:t>a</w:t>
+      </w:r>
+      <w:r>
+        <w:t>, m₂=m₄=m</w:t>
+      </w:r>
+      <w:r>
+        <w:rPr>
+          <w:vertAlign w:val="subscript"/>
+        </w:rPr>
+        <w:t>b</w:t>
+      </w:r>
+      <w:r>
+        <w:t>, the sum rule becomes s+t+u=m</w:t>
+      </w:r>
+      <w:r>
+        <w:rPr>
+          <w:vertAlign w:val="subscript"/>
+        </w:rPr>
+        <w:t>a</w:t>
+      </w:r>
+      <w:r>
+        <w:t>²+m</w:t>
+      </w:r>
+      <w:r>
+        <w:rPr>
+          <w:vertAlign w:val="subscript"/>
+        </w:rPr>
+        <w:t>b</w:t>
+      </w:r>
+      <w:r>
+        <w:t>²+m</w:t>
+      </w:r>
+      <w:r>
+        <w:rPr>
+          <w:vertAlign w:val="subscript"/>
+        </w:rPr>
+        <w:t>a</w:t>
+      </w:r>
+      <w:r>
+        <w:t>²+m</w:t>
+      </w:r>
+      <w:r>
+        <w:rPr>
+          <w:vertAlign w:val="subscript"/>
+        </w:rPr>
+        <w:t>b</w:t>
+      </w:r>
+      <w:r>
+        <w:t>²=2m</w:t>
+      </w:r>
+      <w:r>
+        <w:rPr>
+          <w:vertAlign w:val="subscript"/>
+        </w:rPr>
+        <w:t>a</w:t>
+      </w:r>
+      <w:r>
+        <w:t>²+2m</w:t>
+      </w:r>
+      <w:r>
+        <w:rPr>
+          <w:vertAlign w:val="subscript"/>
+        </w:rPr>
+        <w:t>b</w:t>
+      </w:r>
+      <w:r>
+        <w:t>², exactly the value confirmed by direct component computation in Worked example 3.</w:t>
       </w:r>
     </w:p>
     <w:p>
@@ -3321,7 +3873,43 @@
         <w:t xml:space="preserve"> </w:t>
       </w:r>
       <w:r>
-        <w:t>Both the initial momentum magnitude p and the final momentum magnitude p′ must satisfy the identical equation, √(p²+m_a²)+√(p²+m_b²)=√s (total energy equals √s in the center-of-momentum frame, by definition, for both the initial and final configurations, since s=(p₁+p₂)²=(p₃+p₄)² by momentum conservation); since this equation has a unique positive solution for the momentum magnitude at fixed s, m_a, m_b, the initial and final magnitudes must be equal, p′=p.</w:t>
+        <w:t>Both the initial momentum magnitude p and the final momentum magnitude p′ must satisfy the identical equation, √(p²+m</w:t>
+      </w:r>
+      <w:r>
+        <w:rPr>
+          <w:vertAlign w:val="subscript"/>
+        </w:rPr>
+        <w:t>a</w:t>
+      </w:r>
+      <w:r>
+        <w:t>²)+√(p²+m</w:t>
+      </w:r>
+      <w:r>
+        <w:rPr>
+          <w:vertAlign w:val="subscript"/>
+        </w:rPr>
+        <w:t>b</w:t>
+      </w:r>
+      <w:r>
+        <w:t>²)=√s (total energy equals √s in the center-of-momentum frame, by definition, for both the initial and final configurations, since s=(p₁+p₂)²=(p₃+p₄)² by momentum conservation); since this equation has a unique positive solution for the momentum magnitude at fixed s, m</w:t>
+      </w:r>
+      <w:r>
+        <w:rPr>
+          <w:vertAlign w:val="subscript"/>
+        </w:rPr>
+        <w:t>a</w:t>
+      </w:r>
+      <w:r>
+        <w:t>, m</w:t>
+      </w:r>
+      <w:r>
+        <w:rPr>
+          <w:vertAlign w:val="subscript"/>
+        </w:rPr>
+        <w:t>b</w:t>
+      </w:r>
+      <w:r>
+        <w:t>, the initial and final magnitudes must be equal, p′=p.</w:t>
       </w:r>
     </w:p>
     <w:p>
@@ -3419,7 +4007,16 @@
         <w:t xml:space="preserve"> </w:t>
       </w:r>
       <w:r>
-        <w:t>With m_i≈0, the sum rule becomes s+t+u≈0, i.e. u≈−s−t. In the massless limit, E₁≈E₂≈p≈√s/2 (each particle carrying half the total energy, with E≈p since m≈0), so t≈−2p²(1−cosθ)≈−(s/2)(1−cosθ) (using p²≈s/4). At θ=π/2, cosθ=0, giving t≈−s/2, the momentum transfer at right-angle scattering in the massless, high-energy limit.</w:t>
+        <w:t>With m</w:t>
+      </w:r>
+      <w:r>
+        <w:rPr>
+          <w:vertAlign w:val="subscript"/>
+        </w:rPr>
+        <w:t>i</w:t>
+      </w:r>
+      <w:r>
+        <w:t>≈0, the sum rule becomes s+t+u≈0, i.e. u≈−s−t. In the massless limit, E₁≈E₂≈p≈√s/2 (each particle carrying half the total energy, with E≈p since m≈0), so t≈−2p²(1−cosθ)≈−(s/2)(1−cosθ) (using p²≈s/4). At θ=π/2, cosθ=0, giving t≈−s/2, the momentum transfer at right-angle scattering in the massless, high-energy limit.</w:t>
       </w:r>
     </w:p>
     <w:p>
@@ -3427,55 +4024,12 @@
         <w:pStyle w:val="Heading2"/>
       </w:pPr>
       <w:r>
-        <w:t>Mastery checklist</w:t>
+        <w:t>Mastery check</w:t>
       </w:r>
     </w:p>
     <w:p>
-      <w:pPr>
-        <w:pStyle w:val="ListBullet"/>
-      </w:pPr>
       <w:r>
-        <w:t>I can define s, t, u for a 2→2 process and state the sum rule s+t+u=Σm_i².</w:t>
-      </w:r>
-    </w:p>
-    <w:p>
-      <w:pPr>
-        <w:pStyle w:val="ListBullet"/>
-      </w:pPr>
-      <w:r>
-        <w:t>I can derive the sum rule directly from momentum conservation.</w:t>
-      </w:r>
-    </w:p>
-    <w:p>
-      <w:pPr>
-        <w:pStyle w:val="ListBullet"/>
-      </w:pPr>
-      <w:r>
-        <w:t>I can set up center-of-momentum kinematics and derive t=−2p²(1−cosθ) for elastic scattering.</w:t>
-      </w:r>
-    </w:p>
-    <w:p>
-      <w:pPr>
-        <w:pStyle w:val="ListBullet"/>
-      </w:pPr>
-      <w:r>
-        <w:t>I can explain the physical meaning of s and t, including why t≤0 for physical scattering.</w:t>
-      </w:r>
-    </w:p>
-    <w:p>
-      <w:pPr>
-        <w:pStyle w:val="ListBullet"/>
-      </w:pPr>
-      <w:r>
-        <w:t>I can derive and apply the six dot-product-to-Mandelstam-variable conversion relations.</w:t>
-      </w:r>
-    </w:p>
-    <w:p>
-      <w:pPr>
-        <w:pStyle w:val="ListBullet"/>
-      </w:pPr>
-      <w:r>
-        <w:t>I can convert a Lesson 52-style trace result into an explicit function of s and t.</w:t>
+        <w:t>Before moving on, do the Core exercises without looking at the solutions and state this lesson's main result from memory. If both go smoothly, continue; if not, reread the sections the missed exercises cite.</w:t>
       </w:r>
     </w:p>
     <w:p>
@@ -3527,7 +4081,7 @@
         <w:color w:val="5A5A5A"/>
         <w:sz w:val="16"/>
       </w:rPr>
-      <w:t>QED Course   Lesson 53</w:t>
+      <w:t>A QED Course   Lesson 53</w:t>
     </w:r>
   </w:p>
 </w:hdr>
